--- a/DAY 1.docx
+++ b/DAY 1.docx
@@ -4351,6 +4351,303 @@
           <w:sz w:val="22"/>
         </w:rPr>
         <w:t>לא מתערבים בחלוקת הקריאות לטכנאים.</w:t>
+      </w:r>
+    </w:p>
+    <w:p>
+      <w:pPr>
+        <w:jc w:val="center"/>
+      </w:pPr>
+      <w:r>
+        <w:rPr>
+          <w:color w:val="CCCCCC"/>
+        </w:rPr>
+        <w:t>──────────────────────────────────────────────────</w:t>
+      </w:r>
+    </w:p>
+    <w:p>
+      <w:pPr>
+        <w:pStyle w:val="Heading1"/>
+        <w:bidi/>
+      </w:pPr>
+      <w:r>
+        <w:rPr>
+          <w:color w:val="2E5090"/>
+        </w:rPr>
+        <w:t>נספח — מידע משלים ממקורות טכניים</w:t>
+      </w:r>
+    </w:p>
+    <w:p>
+      <w:pPr>
+        <w:pStyle w:val="Heading2"/>
+        <w:bidi/>
+      </w:pPr>
+      <w:r>
+        <w:rPr>
+          <w:color w:val="3B7DD8"/>
+        </w:rPr>
+        <w:t>קובץ Station.prm — הגדרות משאבות מפורטות</w:t>
+      </w:r>
+    </w:p>
+    <w:p>
+      <w:pPr>
+        <w:bidi/>
+      </w:pPr>
+      <w:r>
+        <w:rPr>
+          <w:sz w:val="22"/>
+        </w:rPr>
+        <w:t>נתיב: c:/dda/station/station.prm</w:t>
+      </w:r>
+    </w:p>
+    <w:p>
+      <w:pPr>
+        <w:pStyle w:val="ListBullet"/>
+        <w:bidi/>
+      </w:pPr>
+      <w:r>
+        <w:rPr>
+          <w:sz w:val="22"/>
+        </w:rPr>
+        <w:t>Pump: מספר משאבה</w:t>
+      </w:r>
+    </w:p>
+    <w:p>
+      <w:pPr>
+        <w:pStyle w:val="ListBullet"/>
+        <w:bidi/>
+      </w:pPr>
+      <w:r>
+        <w:rPr>
+          <w:sz w:val="22"/>
+        </w:rPr>
+        <w:t>Op-mode: 2=כן (טרמינל), 1=לא</w:t>
+      </w:r>
+    </w:p>
+    <w:p>
+      <w:pPr>
+        <w:pStyle w:val="ListBullet"/>
+        <w:bidi/>
+      </w:pPr>
+      <w:r>
+        <w:rPr>
+          <w:sz w:val="22"/>
+        </w:rPr>
+        <w:t>Isle: שורה במסלקת DDA</w:t>
+      </w:r>
+    </w:p>
+    <w:p>
+      <w:pPr>
+        <w:pStyle w:val="ListBullet"/>
+        <w:bidi/>
+      </w:pPr>
+      <w:r>
+        <w:rPr>
+          <w:sz w:val="22"/>
+        </w:rPr>
+        <w:t>Position: עמודה במסלקת DDA</w:t>
+      </w:r>
+    </w:p>
+    <w:p>
+      <w:pPr>
+        <w:pStyle w:val="ListBullet"/>
+        <w:bidi/>
+      </w:pPr>
+      <w:r>
+        <w:rPr>
+          <w:sz w:val="22"/>
+        </w:rPr>
+        <w:t>Nozzle: כמות פיות</w:t>
+      </w:r>
+    </w:p>
+    <w:p>
+      <w:pPr>
+        <w:pStyle w:val="ListBullet"/>
+        <w:bidi/>
+      </w:pPr>
+      <w:r>
+        <w:rPr>
+          <w:sz w:val="22"/>
+        </w:rPr>
+        <w:t>Fuel type: סוג דלק</w:t>
+      </w:r>
+    </w:p>
+    <w:p>
+      <w:pPr>
+        <w:pStyle w:val="ListBullet"/>
+        <w:bidi/>
+      </w:pPr>
+      <w:r>
+        <w:rPr>
+          <w:sz w:val="22"/>
+        </w:rPr>
+        <w:t>Dda-id: כתובת ה-DDA של המשאבה</w:t>
+      </w:r>
+    </w:p>
+    <w:p>
+      <w:pPr>
+        <w:pStyle w:val="ListBullet"/>
+        <w:bidi/>
+      </w:pPr>
+      <w:r>
+        <w:rPr>
+          <w:sz w:val="22"/>
+        </w:rPr>
+        <w:t>Spcl: 1=שירות עצמי, 2=שירות מלא (גובה לילה), 66=עצמי+גובה לילה</w:t>
+      </w:r>
+    </w:p>
+    <w:p>
+      <w:pPr>
+        <w:pStyle w:val="ListBullet"/>
+        <w:bidi/>
+      </w:pPr>
+      <w:r>
+        <w:rPr>
+          <w:sz w:val="22"/>
+        </w:rPr>
+        <w:t>Tank: שיוך מיכל (לניהול מלאים)</w:t>
+      </w:r>
+    </w:p>
+    <w:p>
+      <w:pPr>
+        <w:pStyle w:val="Heading2"/>
+        <w:bidi/>
+      </w:pPr>
+      <w:r>
+        <w:rPr>
+          <w:color w:val="3B7DD8"/>
+        </w:rPr>
+        <w:t>Station.pos — הגדרות פוס וטרמינלים</w:t>
+      </w:r>
+    </w:p>
+    <w:p>
+      <w:pPr>
+        <w:bidi/>
+      </w:pPr>
+      <w:r>
+        <w:rPr>
+          <w:sz w:val="22"/>
+        </w:rPr>
+        <w:t>נתיב: c:/dda/station/station.pos</w:t>
+      </w:r>
+    </w:p>
+    <w:p>
+      <w:pPr>
+        <w:pStyle w:val="ListBullet"/>
+        <w:bidi/>
+      </w:pPr>
+      <w:r>
+        <w:rPr>
+          <w:sz w:val="22"/>
+        </w:rPr>
+        <w:t>pos: מספר משאבה</w:t>
+      </w:r>
+    </w:p>
+    <w:p>
+      <w:pPr>
+        <w:pStyle w:val="ListBullet"/>
+        <w:bidi/>
+      </w:pPr>
+      <w:r>
+        <w:rPr>
+          <w:sz w:val="22"/>
+        </w:rPr>
+        <w:t>dock: שורה במסלקת POS</w:t>
+      </w:r>
+    </w:p>
+    <w:p>
+      <w:pPr>
+        <w:pStyle w:val="ListBullet"/>
+        <w:bidi/>
+      </w:pPr>
+      <w:r>
+        <w:rPr>
+          <w:sz w:val="22"/>
+        </w:rPr>
+        <w:t>loc: עמודה במסלקת POS</w:t>
+      </w:r>
+    </w:p>
+    <w:p>
+      <w:pPr>
+        <w:pStyle w:val="ListBullet"/>
+        <w:bidi/>
+      </w:pPr>
+      <w:r>
+        <w:rPr>
+          <w:sz w:val="22"/>
+        </w:rPr>
+        <w:t>addr: כתובת הטרמינל/PO</w:t>
+      </w:r>
+    </w:p>
+    <w:p>
+      <w:pPr>
+        <w:pStyle w:val="ListBullet"/>
+        <w:bidi/>
+      </w:pPr>
+      <w:r>
+        <w:rPr>
+          <w:sz w:val="22"/>
+        </w:rPr>
+        <w:t>lcl: סדר פעולות כרטיס מקומי</w:t>
+      </w:r>
+    </w:p>
+    <w:p>
+      <w:pPr>
+        <w:pStyle w:val="ListBullet"/>
+        <w:bidi/>
+      </w:pPr>
+      <w:r>
+        <w:rPr>
+          <w:sz w:val="22"/>
+        </w:rPr>
+        <w:t>wrkr: סדר פעולות כרטיס מתדלק</w:t>
+      </w:r>
+    </w:p>
+    <w:p>
+      <w:pPr>
+        <w:pStyle w:val="Heading2"/>
+        <w:bidi/>
+      </w:pPr>
+      <w:r>
+        <w:rPr>
+          <w:color w:val="3B7DD8"/>
+        </w:rPr>
+        <w:t>תקלות DFS נפוצות</w:t>
+      </w:r>
+    </w:p>
+    <w:p>
+      <w:pPr>
+        <w:pStyle w:val="ListBullet"/>
+        <w:bidi/>
+      </w:pPr>
+      <w:r>
+        <w:rPr>
+          <w:sz w:val="22"/>
+        </w:rPr>
+        <w:t>כרטיס מתדלק לא מתקבל: בדוק מגנוט ב-l ogs ( field track 2 יתחיל ב-07), וודא הגדרה ב-ch.prm</w:t>
+      </w:r>
+    </w:p>
+    <w:p>
+      <w:pPr>
+        <w:pStyle w:val="ListBullet"/>
+        <w:bidi/>
+      </w:pPr>
+      <w:r>
+        <w:rPr>
+          <w:sz w:val="22"/>
+        </w:rPr>
+        <w:t>שלט לא מגיב: בדוק ב-ch.prm (field op:ri יתחיל ב-315)</w:t>
+      </w:r>
+    </w:p>
+    <w:p>
+      <w:pPr>
+        <w:pStyle w:val="ListBullet"/>
+        <w:bidi/>
+      </w:pPr>
+      <w:r>
+        <w:rPr>
+          <w:sz w:val="22"/>
+        </w:rPr>
+        <w:t>כרטיס הנחה לא מתקבל: בדוק מגנוט (0803460101), וודא הגדרה ב-discount.dat</w:t>
       </w:r>
     </w:p>
     <w:p>
